--- a/klagomål/A 37476-2026 FSC-klagomål.docx
+++ b/klagomål/A 37476-2026 FSC-klagomål.docx
@@ -934,7 +934,7 @@
     <w:r>
       <w:tab/>
       <w:tab/>
-      <w:t>2026-09-11</w:t>
+      <w:t>2026-09-12</w:t>
       <w:br/>
       <w:br/>
     </w:r>

--- a/klagomål/A 37476-2026 FSC-klagomål.docx
+++ b/klagomål/A 37476-2026 FSC-klagomål.docx
@@ -178,7 +178,7 @@
       <w:r>
         <w:drawing>
           <wp:inline xmlns:a="http://schemas.openxmlformats.org/drawingml/2006/main" xmlns:pic="http://schemas.openxmlformats.org/drawingml/2006/picture">
-            <wp:extent cx="5486400" cy="4319362"/>
+            <wp:extent cx="5486400" cy="4438139"/>
             <wp:docPr id="1" name="Picture 1"/>
             <wp:cNvGraphicFramePr>
               <a:graphicFrameLocks noChangeAspect="1"/>
@@ -199,7 +199,7 @@
                   <pic:spPr>
                     <a:xfrm>
                       <a:off x="0" y="0"/>
-                      <a:ext cx="5486400" cy="4319362"/>
+                      <a:ext cx="5486400" cy="4438139"/>
                     </a:xfrm>
                     <a:prstGeom prst="rect"/>
                   </pic:spPr>
@@ -221,7 +221,7 @@
     </w:p>
     <w:p>
       <w:r>
-        <w:t>I och inom 6 meter från avverkningsanmälan finns fynd av 6 naturvårdsarter, varav 2 är rödlistade, 4 är fridlysta, 4 är typiska (T) och 3 är signalarter (S): höstlåsbräken (NT, §8), lunglav (NT, T), grönkulla (S, T, §8), spindelblomster (S, T, §8), stuplav (S, T) och gul groddlummer (§9). Se Figur 1.</w:t>
+        <w:t>I och inom 6 meter från avverkningsanmälan finns fynd av 8 naturvårdsarter, varav 3 är rödlistade, 5 är fridlysta, 5 är typiska (T) och 3 är signalarter (S): garnlav (VU, T), höstlåsbräken (NT, §8), lunglav (NT, T), grönkulla (S, T, §8), spindelblomster (S, T, §8), stuplav (S, T), gul groddlummer (§9) och revlummer (§9). Se Figur 1.</w:t>
       </w:r>
     </w:p>
     <w:p>
@@ -252,6 +252,35 @@
         <w:rPr>
           <w:b/>
         </w:rPr>
+        <w:t>Garnlav (VU)</w:t>
+      </w:r>
+      <w:r>
+        <w:t xml:space="preserve"> är en utpräglad barrskogsart som ibland kan drapera träden i norrländska grannaturskogar med hög luftfuktighet. Den förekommer även i talldominerade bestånd där den, förutom i trädens grenverk, påträffas hängande över ojämnheter i tallbarken. Arten har minskat starkt i södra och mellersta Sverige och den minskar även i sitt nordliga utbredningsområde. Minskningstakten uppgår till 30 (20–50) % inom 50 år och överstiger gränsvärdet för Sårbar (VU). Orsaken till tillbakagången beror främst på slutavverkningar av naturskogsartade skogar. Bestånd med riklig förekomst bör regelmässigt sparas, vilket även gynnar flera andra sällsynta och rödlistade arter. Garnlav är värdväxt för den mycket sällsynta och akut hotade fjärilen barrskogslavfly (CR) som hör hemma i boreala barrskogar med riklig förekomst av värdväxten. Tidigare kunde arten konstateras årligen på flera platser vid Dala-Floda i Dalarna innan lokalerna kalavverkades. Senaste fyndet i landet av barrskogslavfly är från år 2000 då den påträffades vid Högberget i Sollefteå kommun. Garnlav är typisk art för </w:t>
+      </w:r>
+      <w:r>
+        <w:rPr>
+          <w:i/>
+        </w:rPr>
+        <w:t xml:space="preserve">9010 Taiga </w:t>
+      </w:r>
+      <w:r>
+        <w:t>och</w:t>
+      </w:r>
+      <w:r>
+        <w:rPr>
+          <w:i/>
+        </w:rPr>
+        <w:t xml:space="preserve"> 9070 Trädklädd betesmark</w:t>
+      </w:r>
+      <w:r>
+        <w:t xml:space="preserve"> (SLU Artdatabanken, 2026).</w:t>
+      </w:r>
+    </w:p>
+    <w:p>
+      <w:r>
+        <w:rPr>
+          <w:b/>
+        </w:rPr>
         <w:t>Lunglav (NT)</w:t>
       </w:r>
       <w:r>
@@ -507,7 +536,7 @@
         <w:rPr>
           <w:i/>
         </w:rPr>
-        <w:t>I det avverkningsanmälda skogsområdet har 6 naturvårdsarter varav 2 rödlistade arter sina livsmiljöer och växtplatser.</w:t>
+        <w:t>I det avverkningsanmälda skogsområdet har 8 naturvårdsarter varav 3 rödlistade arter sina livsmiljöer och växtplatser.</w:t>
       </w:r>
     </w:p>
     <w:p>
@@ -934,7 +963,7 @@
     <w:r>
       <w:tab/>
       <w:tab/>
-      <w:t>2026-09-12</w:t>
+      <w:t>2026-09-13</w:t>
       <w:br/>
       <w:br/>
     </w:r>
